--- a/Knowledge/3-Work knowledge/1-Software Engineering/2-Testing/5-My Source/1-ISTQB Foundation Level/5-Test Management/3-Layers of the Test Pyramid/2-Unit Tests Layer.docx
+++ b/Knowledge/3-Work knowledge/1-Software Engineering/2-Testing/5-My Source/1-ISTQB Foundation Level/5-Test Management/3-Layers of the Test Pyramid/2-Unit Tests Layer.docx
@@ -31,118 +31,100 @@
       </w:pPr>
       <w:r>
         <w:rPr>
+          <w:rFonts w:ascii="Arial" w:eastAsia="Arial" w:hAnsi="Arial"/>
+          <w:sz w:val="18"/>
+          <w:highlight w:val="lightGray"/>
+          <w:shd w:val="clear" w:color="auto" w:fill="B7B7B7"/>
+        </w:rPr>
+        <w:t xml:space="preserve"># Source: Chatgot </w:t>
+      </w:r>
+      <w:r>
+        <w:rPr>
+          <w:rFonts w:ascii="Arial" w:eastAsia="Arial" w:hAnsi="Arial"/>
+          <w:sz w:val="18"/>
+          <w:szCs w:val="14"/>
+          <w:highlight w:val="lightGray"/>
+          <w:shd w:val="clear" w:color="auto" w:fill="B7B7B7"/>
+        </w:rPr>
+        <w:t>(GPT</w:t>
+      </w:r>
+      <w:r>
+        <w:rPr>
+          <w:rFonts w:ascii="Arial" w:eastAsia="Arial" w:hAnsi="Arial" w:cs="Cambria Math"/>
+          <w:sz w:val="18"/>
+          <w:szCs w:val="14"/>
+          <w:highlight w:val="lightGray"/>
+          <w:shd w:val="clear" w:color="auto" w:fill="B7B7B7"/>
+        </w:rPr>
+        <w:t>‑</w:t>
+      </w:r>
+      <w:r>
+        <w:rPr>
+          <w:rFonts w:ascii="Arial" w:eastAsia="Arial" w:hAnsi="Arial"/>
+          <w:sz w:val="18"/>
+          <w:szCs w:val="14"/>
+          <w:highlight w:val="lightGray"/>
+          <w:shd w:val="clear" w:color="auto" w:fill="B7B7B7"/>
+        </w:rPr>
+        <w:t>5 Mini) at [8/18/2025]</w:t>
+      </w:r>
+    </w:p>
+    <w:p>
+      <w:pPr>
+        <w:spacing w:before="240" w:after="240"/>
+        <w:rPr>
+          <w:rFonts w:ascii="Roboto Mono" w:eastAsia="Roboto Mono" w:hAnsi="Roboto Mono" w:cs="Roboto Mono"/>
+        </w:rPr>
+      </w:pPr>
+      <w:r>
+        <w:rPr>
+          <w:rFonts w:ascii="Roboto Mono" w:eastAsia="Roboto Mono" w:hAnsi="Roboto Mono" w:cs="Roboto Mono"/>
+        </w:rPr>
+        <w:t xml:space="preserve">The </w:t>
+      </w:r>
+      <w:r>
+        <w:rPr>
+          <w:rFonts w:ascii="Roboto Mono" w:eastAsia="Roboto Mono" w:hAnsi="Roboto Mono" w:cs="Roboto Mono"/>
           <w:b/>
-          <w:shd w:val="clear" w:color="auto" w:fill="B7B7B7"/>
-        </w:rPr>
-        <w:t># Source</w:t>
-      </w:r>
-      <w:r>
-        <w:rPr>
-          <w:shd w:val="clear" w:color="auto" w:fill="B7B7B7"/>
-        </w:rPr>
-        <w:t xml:space="preserve">: </w:t>
-      </w:r>
-      <w:proofErr w:type="spellStart"/>
-      <w:r>
-        <w:rPr>
+        </w:rPr>
+        <w:t>Unit Test Layer</w:t>
+      </w:r>
+      <w:r>
+        <w:rPr>
+          <w:rFonts w:ascii="Roboto Mono" w:eastAsia="Roboto Mono" w:hAnsi="Roboto Mono" w:cs="Roboto Mono"/>
+        </w:rPr>
+        <w:t xml:space="preserve"> is the </w:t>
+      </w:r>
+      <w:r>
+        <w:rPr>
+          <w:rFonts w:ascii="Roboto Mono" w:eastAsia="Roboto Mono" w:hAnsi="Roboto Mono" w:cs="Roboto Mono"/>
           <w:b/>
-          <w:shd w:val="clear" w:color="auto" w:fill="B7B7B7"/>
-        </w:rPr>
-        <w:t>Chatgot</w:t>
-      </w:r>
-      <w:proofErr w:type="spellEnd"/>
-      <w:r>
-        <w:rPr>
+        </w:rPr>
+        <w:t>foundation of the Test Pyramid</w:t>
+      </w:r>
+      <w:r>
+        <w:rPr>
+          <w:rFonts w:ascii="Roboto Mono" w:eastAsia="Roboto Mono" w:hAnsi="Roboto Mono" w:cs="Roboto Mono"/>
+        </w:rPr>
+        <w:t xml:space="preserve">, consisting of </w:t>
+      </w:r>
+      <w:r>
+        <w:rPr>
+          <w:rFonts w:ascii="Roboto Mono" w:eastAsia="Roboto Mono" w:hAnsi="Roboto Mono" w:cs="Roboto Mono"/>
           <w:b/>
-          <w:shd w:val="clear" w:color="auto" w:fill="B7B7B7"/>
-        </w:rPr>
-        <w:t xml:space="preserve"> </w:t>
-      </w:r>
-      <w:r>
-        <w:rPr>
+        </w:rPr>
+        <w:t>small, automated tests</w:t>
+      </w:r>
+      <w:r>
+        <w:rPr>
+          <w:rFonts w:ascii="Roboto Mono" w:eastAsia="Roboto Mono" w:hAnsi="Roboto Mono" w:cs="Roboto Mono"/>
+        </w:rPr>
+        <w:t xml:space="preserve"> that check individual pieces of code (functions, methods, or classes) in </w:t>
+      </w:r>
+      <w:r>
+        <w:rPr>
+          <w:rFonts w:ascii="Roboto Mono" w:eastAsia="Roboto Mono" w:hAnsi="Roboto Mono" w:cs="Roboto Mono"/>
           <w:b/>
-          <w:sz w:val="14"/>
-          <w:szCs w:val="14"/>
-          <w:shd w:val="clear" w:color="auto" w:fill="B7B7B7"/>
-        </w:rPr>
-        <w:t>(GPT</w:t>
-      </w:r>
-      <w:r>
-        <w:rPr>
-          <w:rFonts w:ascii="Cambria Math" w:hAnsi="Cambria Math" w:cs="Cambria Math"/>
-          <w:b/>
-          <w:sz w:val="14"/>
-          <w:szCs w:val="14"/>
-          <w:shd w:val="clear" w:color="auto" w:fill="B7B7B7"/>
-        </w:rPr>
-        <w:t>‑</w:t>
-      </w:r>
-      <w:r>
-        <w:rPr>
-          <w:b/>
-          <w:sz w:val="14"/>
-          <w:szCs w:val="14"/>
-          <w:shd w:val="clear" w:color="auto" w:fill="B7B7B7"/>
-        </w:rPr>
-        <w:t>5 Mini) at [8/18/2025]</w:t>
-      </w:r>
-    </w:p>
-    <w:p>
-      <w:pPr>
-        <w:spacing w:before="240" w:after="240"/>
-        <w:rPr>
-          <w:rFonts w:ascii="Roboto Mono" w:eastAsia="Roboto Mono" w:hAnsi="Roboto Mono" w:cs="Roboto Mono"/>
-        </w:rPr>
-      </w:pPr>
-      <w:r>
-        <w:rPr>
-          <w:rFonts w:ascii="Roboto Mono" w:eastAsia="Roboto Mono" w:hAnsi="Roboto Mono" w:cs="Roboto Mono"/>
-        </w:rPr>
-        <w:t xml:space="preserve">The </w:t>
-      </w:r>
-      <w:r>
-        <w:rPr>
-          <w:rFonts w:ascii="Roboto Mono" w:eastAsia="Roboto Mono" w:hAnsi="Roboto Mono" w:cs="Roboto Mono"/>
-          <w:b/>
-        </w:rPr>
-        <w:t>Unit Test Layer</w:t>
-      </w:r>
-      <w:r>
-        <w:rPr>
-          <w:rFonts w:ascii="Roboto Mono" w:eastAsia="Roboto Mono" w:hAnsi="Roboto Mono" w:cs="Roboto Mono"/>
-        </w:rPr>
-        <w:t xml:space="preserve"> is the </w:t>
-      </w:r>
-      <w:r>
-        <w:rPr>
-          <w:rFonts w:ascii="Roboto Mono" w:eastAsia="Roboto Mono" w:hAnsi="Roboto Mono" w:cs="Roboto Mono"/>
-          <w:b/>
-        </w:rPr>
-        <w:t>foundation of the Test Pyramid</w:t>
-      </w:r>
-      <w:r>
-        <w:rPr>
-          <w:rFonts w:ascii="Roboto Mono" w:eastAsia="Roboto Mono" w:hAnsi="Roboto Mono" w:cs="Roboto Mono"/>
-        </w:rPr>
-        <w:t xml:space="preserve">, consisting of </w:t>
-      </w:r>
-      <w:r>
-        <w:rPr>
-          <w:rFonts w:ascii="Roboto Mono" w:eastAsia="Roboto Mono" w:hAnsi="Roboto Mono" w:cs="Roboto Mono"/>
-          <w:b/>
-        </w:rPr>
-        <w:t>small, automated tests</w:t>
-      </w:r>
-      <w:r>
-        <w:rPr>
-          <w:rFonts w:ascii="Roboto Mono" w:eastAsia="Roboto Mono" w:hAnsi="Roboto Mono" w:cs="Roboto Mono"/>
-        </w:rPr>
-        <w:t xml:space="preserve"> that check individual pieces of code (functions, methods, or classes) in </w:t>
-      </w:r>
-      <w:r>
-        <w:rPr>
-          <w:rFonts w:ascii="Roboto Mono" w:eastAsia="Roboto Mono" w:hAnsi="Roboto Mono" w:cs="Roboto Mono"/>
-          <w:b/>
         </w:rPr>
         <w:t>isolation</w:t>
       </w:r>
@@ -155,7 +137,7 @@
     </w:p>
     <w:p>
       <w:r>
-        <w:pict w14:anchorId="4AF6CAF5">
+        <w:pict w14:anchorId="0F301B7F">
           <v:rect id="_x0000_i1025" style="width:0;height:1.5pt" o:hralign="center" o:hrstd="t" o:hr="t" fillcolor="#a0a0a0" stroked="f"/>
         </w:pict>
       </w:r>
@@ -176,57 +158,39 @@
       </w:pPr>
       <w:r>
         <w:rPr>
-          <w:b/>
+          <w:rFonts w:ascii="Arial" w:eastAsia="Arial" w:hAnsi="Arial"/>
+          <w:sz w:val="18"/>
+          <w:highlight w:val="lightGray"/>
           <w:shd w:val="clear" w:color="auto" w:fill="B7B7B7"/>
         </w:rPr>
-        <w:t># Source</w:t>
-      </w:r>
-      <w:r>
-        <w:rPr>
+        <w:t xml:space="preserve"># Source: Chatgot </w:t>
+      </w:r>
+      <w:r>
+        <w:rPr>
+          <w:rFonts w:ascii="Arial" w:eastAsia="Arial" w:hAnsi="Arial"/>
+          <w:sz w:val="18"/>
+          <w:szCs w:val="14"/>
+          <w:highlight w:val="lightGray"/>
           <w:shd w:val="clear" w:color="auto" w:fill="B7B7B7"/>
         </w:rPr>
-        <w:t xml:space="preserve">: </w:t>
-      </w:r>
-      <w:proofErr w:type="spellStart"/>
-      <w:r>
-        <w:rPr>
-          <w:b/>
+        <w:t>(GPT</w:t>
+      </w:r>
+      <w:r>
+        <w:rPr>
+          <w:rFonts w:ascii="Arial" w:eastAsia="Arial" w:hAnsi="Arial" w:cs="Cambria Math"/>
+          <w:sz w:val="18"/>
+          <w:szCs w:val="14"/>
+          <w:highlight w:val="lightGray"/>
           <w:shd w:val="clear" w:color="auto" w:fill="B7B7B7"/>
         </w:rPr>
-        <w:t>Chatgot</w:t>
-      </w:r>
-      <w:proofErr w:type="spellEnd"/>
-      <w:r>
-        <w:rPr>
-          <w:b/>
-          <w:shd w:val="clear" w:color="auto" w:fill="B7B7B7"/>
-        </w:rPr>
-        <w:t xml:space="preserve"> </w:t>
-      </w:r>
-      <w:r>
-        <w:rPr>
-          <w:b/>
-          <w:sz w:val="14"/>
+        <w:t>‑</w:t>
+      </w:r>
+      <w:r>
+        <w:rPr>
+          <w:rFonts w:ascii="Arial" w:eastAsia="Arial" w:hAnsi="Arial"/>
+          <w:sz w:val="18"/>
           <w:szCs w:val="14"/>
-          <w:shd w:val="clear" w:color="auto" w:fill="B7B7B7"/>
-        </w:rPr>
-        <w:t>(GPT</w:t>
-      </w:r>
-      <w:r>
-        <w:rPr>
-          <w:rFonts w:ascii="Cambria Math" w:hAnsi="Cambria Math" w:cs="Cambria Math"/>
-          <w:b/>
-          <w:sz w:val="14"/>
-          <w:szCs w:val="14"/>
-          <w:shd w:val="clear" w:color="auto" w:fill="B7B7B7"/>
-        </w:rPr>
-        <w:t>‑</w:t>
-      </w:r>
-      <w:r>
-        <w:rPr>
-          <w:b/>
-          <w:sz w:val="14"/>
-          <w:szCs w:val="14"/>
+          <w:highlight w:val="lightGray"/>
           <w:shd w:val="clear" w:color="auto" w:fill="B7B7B7"/>
         </w:rPr>
         <w:t>5 Mini) at [8/18/2025]</w:t>
@@ -238,7 +202,7 @@
           <w:ilvl w:val="0"/>
           <w:numId w:val="4"/>
         </w:numPr>
-        <w:spacing w:before="240"/>
+        <w:spacing w:before="240" w:after="0" w:line="276" w:lineRule="auto"/>
       </w:pPr>
       <w:r>
         <w:rPr>
@@ -266,6 +230,7 @@
           <w:ilvl w:val="0"/>
           <w:numId w:val="4"/>
         </w:numPr>
+        <w:spacing w:after="0" w:line="276" w:lineRule="auto"/>
       </w:pPr>
       <w:r>
         <w:rPr>
@@ -293,6 +258,7 @@
           <w:ilvl w:val="0"/>
           <w:numId w:val="4"/>
         </w:numPr>
+        <w:spacing w:after="0" w:line="276" w:lineRule="auto"/>
       </w:pPr>
       <w:r>
         <w:rPr>
@@ -320,6 +286,7 @@
           <w:ilvl w:val="0"/>
           <w:numId w:val="4"/>
         </w:numPr>
+        <w:spacing w:after="0" w:line="276" w:lineRule="auto"/>
       </w:pPr>
       <w:r>
         <w:rPr>
@@ -347,7 +314,7 @@
           <w:ilvl w:val="0"/>
           <w:numId w:val="4"/>
         </w:numPr>
-        <w:spacing w:after="240"/>
+        <w:spacing w:after="240" w:line="276" w:lineRule="auto"/>
       </w:pPr>
       <w:r>
         <w:rPr>
@@ -368,7 +335,7 @@
     </w:p>
     <w:p>
       <w:r>
-        <w:pict w14:anchorId="78D4FDA1">
+        <w:pict w14:anchorId="439B8E95">
           <v:rect id="_x0000_i1026" style="width:0;height:1.5pt" o:hralign="center" o:hrstd="t" o:hr="t" fillcolor="#a0a0a0" stroked="f"/>
         </w:pict>
       </w:r>
@@ -401,58 +368,39 @@
       </w:pPr>
       <w:r>
         <w:rPr>
-          <w:b/>
+          <w:rFonts w:ascii="Arial" w:eastAsia="Arial" w:hAnsi="Arial"/>
+          <w:sz w:val="18"/>
+          <w:highlight w:val="lightGray"/>
           <w:shd w:val="clear" w:color="auto" w:fill="B7B7B7"/>
         </w:rPr>
-        <w:lastRenderedPageBreak/>
-        <w:t># Source</w:t>
-      </w:r>
-      <w:r>
-        <w:rPr>
+        <w:t xml:space="preserve"># Source: Chatgot </w:t>
+      </w:r>
+      <w:r>
+        <w:rPr>
+          <w:rFonts w:ascii="Arial" w:eastAsia="Arial" w:hAnsi="Arial"/>
+          <w:sz w:val="18"/>
+          <w:szCs w:val="14"/>
+          <w:highlight w:val="lightGray"/>
           <w:shd w:val="clear" w:color="auto" w:fill="B7B7B7"/>
         </w:rPr>
-        <w:t xml:space="preserve">: </w:t>
-      </w:r>
-      <w:proofErr w:type="spellStart"/>
-      <w:r>
-        <w:rPr>
-          <w:b/>
+        <w:t>(GPT</w:t>
+      </w:r>
+      <w:r>
+        <w:rPr>
+          <w:rFonts w:ascii="Arial" w:eastAsia="Arial" w:hAnsi="Arial" w:cs="Cambria Math"/>
+          <w:sz w:val="18"/>
+          <w:szCs w:val="14"/>
+          <w:highlight w:val="lightGray"/>
           <w:shd w:val="clear" w:color="auto" w:fill="B7B7B7"/>
         </w:rPr>
-        <w:t>Chatgot</w:t>
-      </w:r>
-      <w:proofErr w:type="spellEnd"/>
-      <w:r>
-        <w:rPr>
-          <w:b/>
-          <w:shd w:val="clear" w:color="auto" w:fill="B7B7B7"/>
-        </w:rPr>
-        <w:t xml:space="preserve"> </w:t>
-      </w:r>
-      <w:r>
-        <w:rPr>
-          <w:b/>
-          <w:sz w:val="14"/>
+        <w:t>‑</w:t>
+      </w:r>
+      <w:r>
+        <w:rPr>
+          <w:rFonts w:ascii="Arial" w:eastAsia="Arial" w:hAnsi="Arial"/>
+          <w:sz w:val="18"/>
           <w:szCs w:val="14"/>
-          <w:shd w:val="clear" w:color="auto" w:fill="B7B7B7"/>
-        </w:rPr>
-        <w:t>(GPT</w:t>
-      </w:r>
-      <w:r>
-        <w:rPr>
-          <w:rFonts w:ascii="Cambria Math" w:hAnsi="Cambria Math" w:cs="Cambria Math"/>
-          <w:b/>
-          <w:sz w:val="14"/>
-          <w:szCs w:val="14"/>
-          <w:shd w:val="clear" w:color="auto" w:fill="B7B7B7"/>
-        </w:rPr>
-        <w:t>‑</w:t>
-      </w:r>
-      <w:r>
-        <w:rPr>
-          <w:b/>
-          <w:sz w:val="14"/>
-          <w:szCs w:val="14"/>
+          <w:highlight w:val="lightGray"/>
           <w:shd w:val="clear" w:color="auto" w:fill="B7B7B7"/>
         </w:rPr>
         <w:t>5 Mini) at [8/18/2025]</w:t>
@@ -464,7 +412,7 @@
           <w:ilvl w:val="0"/>
           <w:numId w:val="1"/>
         </w:numPr>
-        <w:spacing w:before="240"/>
+        <w:spacing w:before="240" w:after="0" w:line="276" w:lineRule="auto"/>
       </w:pPr>
       <w:r>
         <w:rPr>
@@ -498,6 +446,7 @@
           <w:ilvl w:val="0"/>
           <w:numId w:val="1"/>
         </w:numPr>
+        <w:spacing w:after="0" w:line="276" w:lineRule="auto"/>
       </w:pPr>
       <w:r>
         <w:rPr>
@@ -531,6 +480,7 @@
           <w:ilvl w:val="0"/>
           <w:numId w:val="1"/>
         </w:numPr>
+        <w:spacing w:after="0" w:line="276" w:lineRule="auto"/>
       </w:pPr>
       <w:r>
         <w:rPr>
@@ -564,7 +514,7 @@
           <w:ilvl w:val="0"/>
           <w:numId w:val="1"/>
         </w:numPr>
-        <w:spacing w:after="240"/>
+        <w:spacing w:after="240" w:line="276" w:lineRule="auto"/>
       </w:pPr>
       <w:r>
         <w:rPr>
@@ -591,7 +541,7 @@
     </w:p>
     <w:p>
       <w:r>
-        <w:pict w14:anchorId="1E130785">
+        <w:pict w14:anchorId="41B9D3DA">
           <v:rect id="_x0000_i1027" style="width:0;height:1.5pt" o:hralign="center" o:hrstd="t" o:hr="t" fillcolor="#a0a0a0" stroked="f"/>
         </w:pict>
       </w:r>
@@ -615,59 +565,41 @@
       </w:pPr>
       <w:r>
         <w:rPr>
-          <w:b/>
+          <w:rFonts w:ascii="Arial" w:eastAsia="Arial" w:hAnsi="Arial"/>
+          <w:sz w:val="18"/>
+          <w:highlight w:val="lightGray"/>
           <w:shd w:val="clear" w:color="auto" w:fill="B7B7B7"/>
         </w:rPr>
-        <w:t># Source</w:t>
-      </w:r>
-      <w:r>
-        <w:rPr>
+        <w:t xml:space="preserve"># Source: Chatgot </w:t>
+      </w:r>
+      <w:r>
+        <w:rPr>
+          <w:rFonts w:ascii="Arial" w:eastAsia="Arial" w:hAnsi="Arial"/>
+          <w:sz w:val="18"/>
+          <w:szCs w:val="14"/>
+          <w:highlight w:val="lightGray"/>
           <w:shd w:val="clear" w:color="auto" w:fill="B7B7B7"/>
         </w:rPr>
-        <w:t xml:space="preserve">: </w:t>
-      </w:r>
-      <w:proofErr w:type="spellStart"/>
-      <w:r>
-        <w:rPr>
-          <w:b/>
+        <w:t>(GPT</w:t>
+      </w:r>
+      <w:r>
+        <w:rPr>
+          <w:rFonts w:ascii="Arial" w:eastAsia="Arial" w:hAnsi="Arial" w:cs="Cambria Math"/>
+          <w:sz w:val="18"/>
+          <w:szCs w:val="14"/>
+          <w:highlight w:val="lightGray"/>
           <w:shd w:val="clear" w:color="auto" w:fill="B7B7B7"/>
         </w:rPr>
-        <w:t>Chatgot</w:t>
-      </w:r>
-      <w:proofErr w:type="spellEnd"/>
-      <w:r>
-        <w:rPr>
-          <w:b/>
+        <w:t>‑</w:t>
+      </w:r>
+      <w:r>
+        <w:rPr>
+          <w:rFonts w:ascii="Arial" w:eastAsia="Arial" w:hAnsi="Arial"/>
+          <w:sz w:val="18"/>
+          <w:szCs w:val="14"/>
+          <w:highlight w:val="lightGray"/>
           <w:shd w:val="clear" w:color="auto" w:fill="B7B7B7"/>
         </w:rPr>
-        <w:t xml:space="preserve"> </w:t>
-      </w:r>
-      <w:r>
-        <w:rPr>
-          <w:b/>
-          <w:sz w:val="14"/>
-          <w:szCs w:val="14"/>
-          <w:shd w:val="clear" w:color="auto" w:fill="B7B7B7"/>
-        </w:rPr>
-        <w:t>(GPT</w:t>
-      </w:r>
-      <w:r>
-        <w:rPr>
-          <w:rFonts w:ascii="Cambria Math" w:hAnsi="Cambria Math" w:cs="Cambria Math"/>
-          <w:b/>
-          <w:sz w:val="14"/>
-          <w:szCs w:val="14"/>
-          <w:shd w:val="clear" w:color="auto" w:fill="B7B7B7"/>
-        </w:rPr>
-        <w:t>‑</w:t>
-      </w:r>
-      <w:r>
-        <w:rPr>
-          <w:b/>
-          <w:sz w:val="14"/>
-          <w:szCs w:val="14"/>
-          <w:shd w:val="clear" w:color="auto" w:fill="B7B7B7"/>
-        </w:rPr>
         <w:t>5 Mini) at [8/18/2025]</w:t>
       </w:r>
     </w:p>
@@ -698,7 +630,7 @@
           <w:noProof/>
         </w:rPr>
         <w:drawing>
-          <wp:inline distT="114300" distB="114300" distL="114300" distR="114300" wp14:anchorId="0109686A" wp14:editId="60F76374">
+          <wp:inline distT="114300" distB="114300" distL="114300" distR="114300" wp14:anchorId="79DD5145" wp14:editId="3A83AE51">
             <wp:extent cx="5943600" cy="850900"/>
             <wp:effectExtent l="0" t="0" r="0" b="0"/>
             <wp:docPr id="1" name="image1.png"/>
@@ -744,35 +676,7 @@
         <w:rPr>
           <w:rFonts w:ascii="Roboto Mono" w:eastAsia="Roboto Mono" w:hAnsi="Roboto Mono" w:cs="Roboto Mono"/>
         </w:rPr>
-        <w:t xml:space="preserve">def </w:t>
-      </w:r>
-      <w:proofErr w:type="spellStart"/>
-      <w:r>
-        <w:rPr>
-          <w:rFonts w:ascii="Roboto Mono" w:eastAsia="Roboto Mono" w:hAnsi="Roboto Mono" w:cs="Roboto Mono"/>
-        </w:rPr>
-        <w:t>calculate_</w:t>
-      </w:r>
-      <w:proofErr w:type="gramStart"/>
-      <w:r>
-        <w:rPr>
-          <w:rFonts w:ascii="Roboto Mono" w:eastAsia="Roboto Mono" w:hAnsi="Roboto Mono" w:cs="Roboto Mono"/>
-        </w:rPr>
-        <w:t>interest</w:t>
-      </w:r>
-      <w:proofErr w:type="spellEnd"/>
-      <w:r>
-        <w:rPr>
-          <w:rFonts w:ascii="Roboto Mono" w:eastAsia="Roboto Mono" w:hAnsi="Roboto Mono" w:cs="Roboto Mono"/>
-        </w:rPr>
-        <w:t>(</w:t>
-      </w:r>
-      <w:proofErr w:type="gramEnd"/>
-      <w:r>
-        <w:rPr>
-          <w:rFonts w:ascii="Roboto Mono" w:eastAsia="Roboto Mono" w:hAnsi="Roboto Mono" w:cs="Roboto Mono"/>
-        </w:rPr>
-        <w:t>amount, rate):</w:t>
+        <w:t>def calculate_interest(amount, rate):</w:t>
       </w:r>
     </w:p>
     <w:p>
@@ -823,7 +727,7 @@
           <w:ilvl w:val="0"/>
           <w:numId w:val="2"/>
         </w:numPr>
-        <w:spacing w:before="240"/>
+        <w:spacing w:before="240" w:after="0" w:line="276" w:lineRule="auto"/>
       </w:pPr>
       <w:r>
         <w:rPr>
@@ -831,37 +735,12 @@
         </w:rPr>
         <w:t xml:space="preserve">Input: </w:t>
       </w:r>
-      <w:proofErr w:type="spellStart"/>
       <w:r>
         <w:rPr>
           <w:rFonts w:ascii="Roboto Mono" w:eastAsia="Roboto Mono" w:hAnsi="Roboto Mono" w:cs="Roboto Mono"/>
           <w:color w:val="188038"/>
         </w:rPr>
-        <w:t>calculate_</w:t>
-      </w:r>
-      <w:proofErr w:type="gramStart"/>
-      <w:r>
-        <w:rPr>
-          <w:rFonts w:ascii="Roboto Mono" w:eastAsia="Roboto Mono" w:hAnsi="Roboto Mono" w:cs="Roboto Mono"/>
-          <w:color w:val="188038"/>
-        </w:rPr>
-        <w:t>interest</w:t>
-      </w:r>
-      <w:proofErr w:type="spellEnd"/>
-      <w:r>
-        <w:rPr>
-          <w:rFonts w:ascii="Roboto Mono" w:eastAsia="Roboto Mono" w:hAnsi="Roboto Mono" w:cs="Roboto Mono"/>
-          <w:color w:val="188038"/>
-        </w:rPr>
-        <w:t>(</w:t>
-      </w:r>
-      <w:proofErr w:type="gramEnd"/>
-      <w:r>
-        <w:rPr>
-          <w:rFonts w:ascii="Roboto Mono" w:eastAsia="Roboto Mono" w:hAnsi="Roboto Mono" w:cs="Roboto Mono"/>
-          <w:color w:val="188038"/>
-        </w:rPr>
-        <w:t>1000, 0.05)</w:t>
+        <w:t>calculate_interest(1000, 0.05)</w:t>
       </w:r>
       <w:r>
         <w:rPr>
@@ -877,7 +756,7 @@
           <w:ilvl w:val="0"/>
           <w:numId w:val="2"/>
         </w:numPr>
-        <w:spacing w:after="240"/>
+        <w:spacing w:after="240" w:line="276" w:lineRule="auto"/>
       </w:pPr>
       <w:r>
         <w:rPr>
@@ -902,7 +781,7 @@
     </w:p>
     <w:p>
       <w:r>
-        <w:pict w14:anchorId="5B1440DF">
+        <w:pict w14:anchorId="1101375A">
           <v:rect id="_x0000_i1028" style="width:0;height:1.5pt" o:hralign="center" o:hrstd="t" o:hr="t" fillcolor="#a0a0a0" stroked="f"/>
         </w:pict>
       </w:r>
@@ -926,57 +805,39 @@
       </w:pPr>
       <w:r>
         <w:rPr>
-          <w:b/>
+          <w:rFonts w:ascii="Arial" w:eastAsia="Arial" w:hAnsi="Arial"/>
+          <w:sz w:val="18"/>
+          <w:highlight w:val="lightGray"/>
           <w:shd w:val="clear" w:color="auto" w:fill="B7B7B7"/>
         </w:rPr>
-        <w:t># Source</w:t>
-      </w:r>
-      <w:r>
-        <w:rPr>
+        <w:t xml:space="preserve"># Source: Chatgot </w:t>
+      </w:r>
+      <w:r>
+        <w:rPr>
+          <w:rFonts w:ascii="Arial" w:eastAsia="Arial" w:hAnsi="Arial"/>
+          <w:sz w:val="18"/>
+          <w:szCs w:val="14"/>
+          <w:highlight w:val="lightGray"/>
           <w:shd w:val="clear" w:color="auto" w:fill="B7B7B7"/>
         </w:rPr>
-        <w:t xml:space="preserve">: </w:t>
-      </w:r>
-      <w:proofErr w:type="spellStart"/>
-      <w:r>
-        <w:rPr>
-          <w:b/>
+        <w:t>(GPT</w:t>
+      </w:r>
+      <w:r>
+        <w:rPr>
+          <w:rFonts w:ascii="Arial" w:eastAsia="Arial" w:hAnsi="Arial" w:cs="Cambria Math"/>
+          <w:sz w:val="18"/>
+          <w:szCs w:val="14"/>
+          <w:highlight w:val="lightGray"/>
           <w:shd w:val="clear" w:color="auto" w:fill="B7B7B7"/>
         </w:rPr>
-        <w:t>Chatgot</w:t>
-      </w:r>
-      <w:proofErr w:type="spellEnd"/>
-      <w:r>
-        <w:rPr>
-          <w:b/>
-          <w:shd w:val="clear" w:color="auto" w:fill="B7B7B7"/>
-        </w:rPr>
-        <w:t xml:space="preserve"> </w:t>
-      </w:r>
-      <w:r>
-        <w:rPr>
-          <w:b/>
-          <w:sz w:val="14"/>
+        <w:t>‑</w:t>
+      </w:r>
+      <w:r>
+        <w:rPr>
+          <w:rFonts w:ascii="Arial" w:eastAsia="Arial" w:hAnsi="Arial"/>
+          <w:sz w:val="18"/>
           <w:szCs w:val="14"/>
-          <w:shd w:val="clear" w:color="auto" w:fill="B7B7B7"/>
-        </w:rPr>
-        <w:t>(GPT</w:t>
-      </w:r>
-      <w:r>
-        <w:rPr>
-          <w:rFonts w:ascii="Cambria Math" w:hAnsi="Cambria Math" w:cs="Cambria Math"/>
-          <w:b/>
-          <w:sz w:val="14"/>
-          <w:szCs w:val="14"/>
-          <w:shd w:val="clear" w:color="auto" w:fill="B7B7B7"/>
-        </w:rPr>
-        <w:t>‑</w:t>
-      </w:r>
-      <w:r>
-        <w:rPr>
-          <w:b/>
-          <w:sz w:val="14"/>
-          <w:szCs w:val="14"/>
+          <w:highlight w:val="lightGray"/>
           <w:shd w:val="clear" w:color="auto" w:fill="B7B7B7"/>
         </w:rPr>
         <w:t>5 Mini) at [8/18/2025]</w:t>
@@ -988,14 +849,13 @@
           <w:ilvl w:val="0"/>
           <w:numId w:val="3"/>
         </w:numPr>
-        <w:spacing w:before="240"/>
+        <w:spacing w:before="240" w:after="0" w:line="276" w:lineRule="auto"/>
       </w:pPr>
       <w:r>
         <w:rPr>
           <w:rFonts w:ascii="Roboto Mono" w:eastAsia="Roboto Mono" w:hAnsi="Roboto Mono" w:cs="Roboto Mono"/>
           <w:b/>
         </w:rPr>
-        <w:lastRenderedPageBreak/>
         <w:t>Java:</w:t>
       </w:r>
       <w:r>
@@ -1017,6 +877,7 @@
           <w:ilvl w:val="0"/>
           <w:numId w:val="3"/>
         </w:numPr>
+        <w:spacing w:after="0" w:line="276" w:lineRule="auto"/>
       </w:pPr>
       <w:r>
         <w:rPr>
@@ -1029,30 +890,8 @@
         <w:rPr>
           <w:rFonts w:ascii="Roboto Mono" w:eastAsia="Roboto Mono" w:hAnsi="Roboto Mono" w:cs="Roboto Mono"/>
         </w:rPr>
-        <w:t xml:space="preserve"> </w:t>
-      </w:r>
-      <w:proofErr w:type="spellStart"/>
-      <w:r>
-        <w:rPr>
-          <w:rFonts w:ascii="Roboto Mono" w:eastAsia="Roboto Mono" w:hAnsi="Roboto Mono" w:cs="Roboto Mono"/>
-        </w:rPr>
-        <w:t>pytest</w:t>
-      </w:r>
-      <w:proofErr w:type="spellEnd"/>
-      <w:r>
-        <w:rPr>
-          <w:rFonts w:ascii="Roboto Mono" w:eastAsia="Roboto Mono" w:hAnsi="Roboto Mono" w:cs="Roboto Mono"/>
-        </w:rPr>
-        <w:t xml:space="preserve">, </w:t>
-      </w:r>
-      <w:proofErr w:type="spellStart"/>
-      <w:r>
-        <w:rPr>
-          <w:rFonts w:ascii="Roboto Mono" w:eastAsia="Roboto Mono" w:hAnsi="Roboto Mono" w:cs="Roboto Mono"/>
-        </w:rPr>
-        <w:t>unittest</w:t>
-      </w:r>
-      <w:proofErr w:type="spellEnd"/>
+        <w:t xml:space="preserve"> pytest, unittest</w:t>
+      </w:r>
       <w:r>
         <w:rPr>
           <w:rFonts w:ascii="Roboto Mono" w:eastAsia="Roboto Mono" w:hAnsi="Roboto Mono" w:cs="Roboto Mono"/>
@@ -1066,6 +905,7 @@
           <w:ilvl w:val="0"/>
           <w:numId w:val="3"/>
         </w:numPr>
+        <w:spacing w:after="0" w:line="276" w:lineRule="auto"/>
       </w:pPr>
       <w:r>
         <w:rPr>
@@ -1093,7 +933,7 @@
           <w:ilvl w:val="0"/>
           <w:numId w:val="3"/>
         </w:numPr>
-        <w:spacing w:after="240"/>
+        <w:spacing w:after="240" w:line="276" w:lineRule="auto"/>
       </w:pPr>
       <w:r>
         <w:rPr>
@@ -1106,30 +946,8 @@
         <w:rPr>
           <w:rFonts w:ascii="Roboto Mono" w:eastAsia="Roboto Mono" w:hAnsi="Roboto Mono" w:cs="Roboto Mono"/>
         </w:rPr>
-        <w:t xml:space="preserve"> </w:t>
-      </w:r>
-      <w:proofErr w:type="spellStart"/>
-      <w:r>
-        <w:rPr>
-          <w:rFonts w:ascii="Roboto Mono" w:eastAsia="Roboto Mono" w:hAnsi="Roboto Mono" w:cs="Roboto Mono"/>
-        </w:rPr>
-        <w:t>NUnit</w:t>
-      </w:r>
-      <w:proofErr w:type="spellEnd"/>
-      <w:r>
-        <w:rPr>
-          <w:rFonts w:ascii="Roboto Mono" w:eastAsia="Roboto Mono" w:hAnsi="Roboto Mono" w:cs="Roboto Mono"/>
-        </w:rPr>
-        <w:t xml:space="preserve">, </w:t>
-      </w:r>
-      <w:proofErr w:type="spellStart"/>
-      <w:r>
-        <w:rPr>
-          <w:rFonts w:ascii="Roboto Mono" w:eastAsia="Roboto Mono" w:hAnsi="Roboto Mono" w:cs="Roboto Mono"/>
-        </w:rPr>
-        <w:t>xUnit</w:t>
-      </w:r>
-      <w:proofErr w:type="spellEnd"/>
+        <w:t xml:space="preserve"> NUnit, xUnit</w:t>
+      </w:r>
       <w:r>
         <w:rPr>
           <w:rFonts w:ascii="Roboto Mono" w:eastAsia="Roboto Mono" w:hAnsi="Roboto Mono" w:cs="Roboto Mono"/>
@@ -1139,7 +957,7 @@
     </w:p>
     <w:p>
       <w:r>
-        <w:pict w14:anchorId="330996C2">
+        <w:pict w14:anchorId="76B53369">
           <v:rect id="_x0000_i1029" style="width:0;height:1.5pt" o:hralign="center" o:hrstd="t" o:hr="t" fillcolor="#a0a0a0" stroked="f"/>
         </w:pict>
       </w:r>
@@ -1163,57 +981,39 @@
       </w:pPr>
       <w:r>
         <w:rPr>
-          <w:b/>
+          <w:rFonts w:ascii="Arial" w:eastAsia="Arial" w:hAnsi="Arial"/>
+          <w:sz w:val="18"/>
+          <w:highlight w:val="lightGray"/>
           <w:shd w:val="clear" w:color="auto" w:fill="B7B7B7"/>
         </w:rPr>
-        <w:t># Source</w:t>
-      </w:r>
-      <w:r>
-        <w:rPr>
+        <w:t xml:space="preserve"># Source: Chatgot </w:t>
+      </w:r>
+      <w:r>
+        <w:rPr>
+          <w:rFonts w:ascii="Arial" w:eastAsia="Arial" w:hAnsi="Arial"/>
+          <w:sz w:val="18"/>
+          <w:szCs w:val="14"/>
+          <w:highlight w:val="lightGray"/>
           <w:shd w:val="clear" w:color="auto" w:fill="B7B7B7"/>
         </w:rPr>
-        <w:t xml:space="preserve">: </w:t>
-      </w:r>
-      <w:proofErr w:type="spellStart"/>
-      <w:r>
-        <w:rPr>
-          <w:b/>
+        <w:t>(GPT</w:t>
+      </w:r>
+      <w:r>
+        <w:rPr>
+          <w:rFonts w:ascii="Arial" w:eastAsia="Arial" w:hAnsi="Arial" w:cs="Cambria Math"/>
+          <w:sz w:val="18"/>
+          <w:szCs w:val="14"/>
+          <w:highlight w:val="lightGray"/>
           <w:shd w:val="clear" w:color="auto" w:fill="B7B7B7"/>
         </w:rPr>
-        <w:t>Chatgot</w:t>
-      </w:r>
-      <w:proofErr w:type="spellEnd"/>
-      <w:r>
-        <w:rPr>
-          <w:b/>
-          <w:shd w:val="clear" w:color="auto" w:fill="B7B7B7"/>
-        </w:rPr>
-        <w:t xml:space="preserve"> </w:t>
-      </w:r>
-      <w:r>
-        <w:rPr>
-          <w:b/>
-          <w:sz w:val="14"/>
+        <w:t>‑</w:t>
+      </w:r>
+      <w:r>
+        <w:rPr>
+          <w:rFonts w:ascii="Arial" w:eastAsia="Arial" w:hAnsi="Arial"/>
+          <w:sz w:val="18"/>
           <w:szCs w:val="14"/>
-          <w:shd w:val="clear" w:color="auto" w:fill="B7B7B7"/>
-        </w:rPr>
-        <w:t>(GPT</w:t>
-      </w:r>
-      <w:r>
-        <w:rPr>
-          <w:rFonts w:ascii="Cambria Math" w:hAnsi="Cambria Math" w:cs="Cambria Math"/>
-          <w:b/>
-          <w:sz w:val="14"/>
-          <w:szCs w:val="14"/>
-          <w:shd w:val="clear" w:color="auto" w:fill="B7B7B7"/>
-        </w:rPr>
-        <w:t>‑</w:t>
-      </w:r>
-      <w:r>
-        <w:rPr>
-          <w:b/>
-          <w:sz w:val="14"/>
-          <w:szCs w:val="14"/>
+          <w:highlight w:val="lightGray"/>
           <w:shd w:val="clear" w:color="auto" w:fill="B7B7B7"/>
         </w:rPr>
         <w:t>5 Mini) at [8/18/2025]</w:t>
@@ -1225,7 +1025,7 @@
           <w:ilvl w:val="0"/>
           <w:numId w:val="5"/>
         </w:numPr>
-        <w:spacing w:before="240"/>
+        <w:spacing w:before="240" w:after="0" w:line="276" w:lineRule="auto"/>
       </w:pPr>
       <w:r>
         <w:rPr>
@@ -1253,7 +1053,7 @@
           <w:ilvl w:val="0"/>
           <w:numId w:val="5"/>
         </w:numPr>
-        <w:spacing w:after="240"/>
+        <w:spacing w:after="240" w:line="276" w:lineRule="auto"/>
       </w:pPr>
       <w:r>
         <w:rPr>
@@ -1283,7 +1083,7 @@
     </w:p>
     <w:p>
       <w:r>
-        <w:pict w14:anchorId="11E971F6">
+        <w:pict w14:anchorId="20823A6F">
           <v:rect id="_x0000_i1030" style="width:0;height:1.5pt" o:hralign="center" o:hrstd="t" o:hr="t" fillcolor="#a0a0a0" stroked="f"/>
         </w:pict>
       </w:r>
@@ -1350,18 +1150,19 @@
     </w:p>
     <w:p>
       <w:r>
-        <w:pict w14:anchorId="43C5A9E8">
+        <w:pict w14:anchorId="3F086E65">
           <v:rect id="_x0000_i1031" style="width:0;height:1.5pt" o:hralign="center" o:hrstd="t" o:hr="t" fillcolor="#a0a0a0" stroked="f"/>
         </w:pict>
       </w:r>
     </w:p>
+    <w:p/>
     <w:p/>
     <w:p/>
     <w:sectPr>
       <w:pgSz w:w="12240" w:h="15840"/>
       <w:pgMar w:top="1440" w:right="1440" w:bottom="1440" w:left="1440" w:header="720" w:footer="720" w:gutter="0"/>
-      <w:pgNumType w:start="1"/>
       <w:cols w:space="720"/>
+      <w:docGrid w:linePitch="360"/>
     </w:sectPr>
   </w:body>
 </w:document>
@@ -2352,18 +2153,6 @@
   <w:style w:type="paragraph" w:default="1" w:styleId="Normal">
     <w:name w:val="Normal"/>
     <w:qFormat/>
-    <w:rsid w:val="00B8119F"/>
-    <w:pPr>
-      <w:spacing w:after="0" w:line="276" w:lineRule="auto"/>
-    </w:pPr>
-    <w:rPr>
-      <w:rFonts w:ascii="Arial" w:eastAsia="Arial" w:hAnsi="Arial" w:cs="Arial"/>
-      <w:kern w:val="0"/>
-      <w:sz w:val="22"/>
-      <w:szCs w:val="22"/>
-      <w:lang w:val="en"/>
-      <w14:ligatures w14:val="none"/>
-    </w:rPr>
   </w:style>
   <w:style w:type="paragraph" w:styleId="Heading1">
     <w:name w:val="heading 1"/>
@@ -2372,7 +2161,7 @@
     <w:link w:val="Heading1Char"/>
     <w:uiPriority w:val="9"/>
     <w:qFormat/>
-    <w:rsid w:val="00C77C27"/>
+    <w:rsid w:val="00111486"/>
     <w:pPr>
       <w:keepNext/>
       <w:keepLines/>
@@ -2394,7 +2183,7 @@
     <w:uiPriority w:val="9"/>
     <w:unhideWhenUsed/>
     <w:qFormat/>
-    <w:rsid w:val="00C77C27"/>
+    <w:rsid w:val="00111486"/>
     <w:pPr>
       <w:keepNext/>
       <w:keepLines/>
@@ -2417,7 +2206,7 @@
     <w:semiHidden/>
     <w:unhideWhenUsed/>
     <w:qFormat/>
-    <w:rsid w:val="00C77C27"/>
+    <w:rsid w:val="00111486"/>
     <w:pPr>
       <w:keepNext/>
       <w:keepLines/>
@@ -2440,7 +2229,7 @@
     <w:semiHidden/>
     <w:unhideWhenUsed/>
     <w:qFormat/>
-    <w:rsid w:val="00C77C27"/>
+    <w:rsid w:val="00111486"/>
     <w:pPr>
       <w:keepNext/>
       <w:keepLines/>
@@ -2463,7 +2252,7 @@
     <w:semiHidden/>
     <w:unhideWhenUsed/>
     <w:qFormat/>
-    <w:rsid w:val="00C77C27"/>
+    <w:rsid w:val="00111486"/>
     <w:pPr>
       <w:keepNext/>
       <w:keepLines/>
@@ -2484,11 +2273,11 @@
     <w:semiHidden/>
     <w:unhideWhenUsed/>
     <w:qFormat/>
-    <w:rsid w:val="00C77C27"/>
+    <w:rsid w:val="00111486"/>
     <w:pPr>
       <w:keepNext/>
       <w:keepLines/>
-      <w:spacing w:before="40"/>
+      <w:spacing w:before="40" w:after="0"/>
       <w:outlineLvl w:val="5"/>
     </w:pPr>
     <w:rPr>
@@ -2507,11 +2296,11 @@
     <w:semiHidden/>
     <w:unhideWhenUsed/>
     <w:qFormat/>
-    <w:rsid w:val="00C77C27"/>
+    <w:rsid w:val="00111486"/>
     <w:pPr>
       <w:keepNext/>
       <w:keepLines/>
-      <w:spacing w:before="40"/>
+      <w:spacing w:before="40" w:after="0"/>
       <w:outlineLvl w:val="6"/>
     </w:pPr>
     <w:rPr>
@@ -2528,10 +2317,11 @@
     <w:semiHidden/>
     <w:unhideWhenUsed/>
     <w:qFormat/>
-    <w:rsid w:val="00C77C27"/>
+    <w:rsid w:val="00111486"/>
     <w:pPr>
       <w:keepNext/>
       <w:keepLines/>
+      <w:spacing w:after="0"/>
       <w:outlineLvl w:val="7"/>
     </w:pPr>
     <w:rPr>
@@ -2550,10 +2340,11 @@
     <w:semiHidden/>
     <w:unhideWhenUsed/>
     <w:qFormat/>
-    <w:rsid w:val="00C77C27"/>
+    <w:rsid w:val="00111486"/>
     <w:pPr>
       <w:keepNext/>
       <w:keepLines/>
+      <w:spacing w:after="0"/>
       <w:outlineLvl w:val="8"/>
     </w:pPr>
     <w:rPr>
@@ -2593,7 +2384,7 @@
     <w:basedOn w:val="DefaultParagraphFont"/>
     <w:link w:val="Heading1"/>
     <w:uiPriority w:val="9"/>
-    <w:rsid w:val="00C77C27"/>
+    <w:rsid w:val="00111486"/>
     <w:rPr>
       <w:rFonts w:asciiTheme="majorHAnsi" w:eastAsiaTheme="majorEastAsia" w:hAnsiTheme="majorHAnsi" w:cstheme="majorBidi"/>
       <w:color w:val="2F5496" w:themeColor="accent1" w:themeShade="BF"/>
@@ -2606,7 +2397,7 @@
     <w:basedOn w:val="DefaultParagraphFont"/>
     <w:link w:val="Heading2"/>
     <w:uiPriority w:val="9"/>
-    <w:rsid w:val="00C77C27"/>
+    <w:rsid w:val="00111486"/>
     <w:rPr>
       <w:rFonts w:asciiTheme="majorHAnsi" w:eastAsiaTheme="majorEastAsia" w:hAnsiTheme="majorHAnsi" w:cstheme="majorBidi"/>
       <w:color w:val="2F5496" w:themeColor="accent1" w:themeShade="BF"/>
@@ -2620,7 +2411,7 @@
     <w:link w:val="Heading3"/>
     <w:uiPriority w:val="9"/>
     <w:semiHidden/>
-    <w:rsid w:val="00C77C27"/>
+    <w:rsid w:val="00111486"/>
     <w:rPr>
       <w:rFonts w:eastAsiaTheme="majorEastAsia" w:cstheme="majorBidi"/>
       <w:color w:val="2F5496" w:themeColor="accent1" w:themeShade="BF"/>
@@ -2634,7 +2425,7 @@
     <w:link w:val="Heading4"/>
     <w:uiPriority w:val="9"/>
     <w:semiHidden/>
-    <w:rsid w:val="00C77C27"/>
+    <w:rsid w:val="00111486"/>
     <w:rPr>
       <w:rFonts w:eastAsiaTheme="majorEastAsia" w:cstheme="majorBidi"/>
       <w:i/>
@@ -2648,7 +2439,7 @@
     <w:link w:val="Heading5"/>
     <w:uiPriority w:val="9"/>
     <w:semiHidden/>
-    <w:rsid w:val="00C77C27"/>
+    <w:rsid w:val="00111486"/>
     <w:rPr>
       <w:rFonts w:eastAsiaTheme="majorEastAsia" w:cstheme="majorBidi"/>
       <w:color w:val="2F5496" w:themeColor="accent1" w:themeShade="BF"/>
@@ -2660,7 +2451,7 @@
     <w:link w:val="Heading6"/>
     <w:uiPriority w:val="9"/>
     <w:semiHidden/>
-    <w:rsid w:val="00C77C27"/>
+    <w:rsid w:val="00111486"/>
     <w:rPr>
       <w:rFonts w:eastAsiaTheme="majorEastAsia" w:cstheme="majorBidi"/>
       <w:i/>
@@ -2674,7 +2465,7 @@
     <w:link w:val="Heading7"/>
     <w:uiPriority w:val="9"/>
     <w:semiHidden/>
-    <w:rsid w:val="00C77C27"/>
+    <w:rsid w:val="00111486"/>
     <w:rPr>
       <w:rFonts w:eastAsiaTheme="majorEastAsia" w:cstheme="majorBidi"/>
       <w:color w:val="595959" w:themeColor="text1" w:themeTint="A6"/>
@@ -2686,7 +2477,7 @@
     <w:link w:val="Heading8"/>
     <w:uiPriority w:val="9"/>
     <w:semiHidden/>
-    <w:rsid w:val="00C77C27"/>
+    <w:rsid w:val="00111486"/>
     <w:rPr>
       <w:rFonts w:eastAsiaTheme="majorEastAsia" w:cstheme="majorBidi"/>
       <w:i/>
@@ -2700,7 +2491,7 @@
     <w:link w:val="Heading9"/>
     <w:uiPriority w:val="9"/>
     <w:semiHidden/>
-    <w:rsid w:val="00C77C27"/>
+    <w:rsid w:val="00111486"/>
     <w:rPr>
       <w:rFonts w:eastAsiaTheme="majorEastAsia" w:cstheme="majorBidi"/>
       <w:color w:val="272727" w:themeColor="text1" w:themeTint="D8"/>
@@ -2713,7 +2504,7 @@
     <w:link w:val="TitleChar"/>
     <w:uiPriority w:val="10"/>
     <w:qFormat/>
-    <w:rsid w:val="00C77C27"/>
+    <w:rsid w:val="00111486"/>
     <w:pPr>
       <w:spacing w:after="80" w:line="240" w:lineRule="auto"/>
       <w:contextualSpacing/>
@@ -2731,7 +2522,7 @@
     <w:basedOn w:val="DefaultParagraphFont"/>
     <w:link w:val="Title"/>
     <w:uiPriority w:val="10"/>
-    <w:rsid w:val="00C77C27"/>
+    <w:rsid w:val="00111486"/>
     <w:rPr>
       <w:rFonts w:asciiTheme="majorHAnsi" w:eastAsiaTheme="majorEastAsia" w:hAnsiTheme="majorHAnsi" w:cstheme="majorBidi"/>
       <w:spacing w:val="-10"/>
@@ -2747,7 +2538,7 @@
     <w:link w:val="SubtitleChar"/>
     <w:uiPriority w:val="11"/>
     <w:qFormat/>
-    <w:rsid w:val="00C77C27"/>
+    <w:rsid w:val="00111486"/>
     <w:pPr>
       <w:numPr>
         <w:ilvl w:val="1"/>
@@ -2766,7 +2557,7 @@
     <w:basedOn w:val="DefaultParagraphFont"/>
     <w:link w:val="Subtitle"/>
     <w:uiPriority w:val="11"/>
-    <w:rsid w:val="00C77C27"/>
+    <w:rsid w:val="00111486"/>
     <w:rPr>
       <w:rFonts w:eastAsiaTheme="majorEastAsia" w:cstheme="majorBidi"/>
       <w:color w:val="595959" w:themeColor="text1" w:themeTint="A6"/>
@@ -2782,7 +2573,7 @@
     <w:link w:val="QuoteChar"/>
     <w:uiPriority w:val="29"/>
     <w:qFormat/>
-    <w:rsid w:val="00C77C27"/>
+    <w:rsid w:val="00111486"/>
     <w:pPr>
       <w:spacing w:before="160"/>
       <w:jc w:val="center"/>
@@ -2798,7 +2589,7 @@
     <w:basedOn w:val="DefaultParagraphFont"/>
     <w:link w:val="Quote"/>
     <w:uiPriority w:val="29"/>
-    <w:rsid w:val="00C77C27"/>
+    <w:rsid w:val="00111486"/>
     <w:rPr>
       <w:i/>
       <w:iCs/>
@@ -2810,7 +2601,7 @@
     <w:basedOn w:val="Normal"/>
     <w:uiPriority w:val="34"/>
     <w:qFormat/>
-    <w:rsid w:val="00C77C27"/>
+    <w:rsid w:val="00111486"/>
     <w:pPr>
       <w:ind w:left="720"/>
       <w:contextualSpacing/>
@@ -2821,7 +2612,7 @@
     <w:basedOn w:val="DefaultParagraphFont"/>
     <w:uiPriority w:val="21"/>
     <w:qFormat/>
-    <w:rsid w:val="00C77C27"/>
+    <w:rsid w:val="00111486"/>
     <w:rPr>
       <w:i/>
       <w:iCs/>
@@ -2835,7 +2626,7 @@
     <w:link w:val="IntenseQuoteChar"/>
     <w:uiPriority w:val="30"/>
     <w:qFormat/>
-    <w:rsid w:val="00C77C27"/>
+    <w:rsid w:val="00111486"/>
     <w:pPr>
       <w:pBdr>
         <w:top w:val="single" w:sz="4" w:space="10" w:color="2F5496" w:themeColor="accent1" w:themeShade="BF"/>
@@ -2856,7 +2647,7 @@
     <w:basedOn w:val="DefaultParagraphFont"/>
     <w:link w:val="IntenseQuote"/>
     <w:uiPriority w:val="30"/>
-    <w:rsid w:val="00C77C27"/>
+    <w:rsid w:val="00111486"/>
     <w:rPr>
       <w:i/>
       <w:iCs/>
@@ -2868,7 +2659,7 @@
     <w:basedOn w:val="DefaultParagraphFont"/>
     <w:uiPriority w:val="32"/>
     <w:qFormat/>
-    <w:rsid w:val="00C77C27"/>
+    <w:rsid w:val="00111486"/>
     <w:rPr>
       <w:b/>
       <w:bCs/>
